--- a/final writing/Chapter_1_Introduction.docx
+++ b/final writing/Chapter_1_Introduction.docx
@@ -66,10 +66,10 @@
         <w:rPr>
           <w:b/>
         </w:rPr>
-        <w:t>The emotional decision is invisible.</w:t>
+        <w:t>The emotional decision is invisible:</w:t>
       </w:r>
       <w:r>
-        <w:t xml:space="preserve"> When one model reads the message and writes the reply, nothing in the system states which emotion it believed the person was feeling. If the reply strikes the wrong tone, there is no intermediate decision to inspect, log or correct. For any application that a supervisor, a clinician or a university would have to stand behind, this is a serious limitation, and it cannot be solved by making the model larger.</w:t>
+        <w:t xml:space="preserve"> when one model reads the message and writes the reply, nothing in the system states which emotion it believed the person was feeling. If the reply strikes the wrong tone, there is no intermediate decision to inspect, log or correct. For any application that a supervisor, a clinician or a university would have to stand behind, this is a serious limitation, and it cannot be solved by making the model larger.</w:t>
       </w:r>
     </w:p>
     <w:p>
@@ -80,10 +80,10 @@
         <w:rPr>
           <w:b/>
         </w:rPr>
-        <w:t>Good models are expensive.</w:t>
+        <w:t>Good models are expensive:</w:t>
       </w:r>
       <w:r>
-        <w:t xml:space="preserve"> The strongest conversational models are served from data centres, which puts them beyond a student project, a small clinic or a campus counselling service, and means that a person's disclosure must leave the device. Our own measurements show the size of the gap: the 7.6-billion-parameter model used as a reference in this thesis needs 5.47 GB of GPU memory, whereas the proposed system needs 3.40 GB and runs on a single 8 GB consumer graphics card.</w:t>
+        <w:t xml:space="preserve"> the strongest conversational models are served from data centres, which puts them beyond a student project, a small clinic or a campus counselling service, and means that a person's disclosure must leave the device. Our own measurements show the size of the gap: the 7.6-billion-parameter model used as a reference in this thesis needs 5.47 GB of GPU memory, whereas the proposed system needs 3.40 GB and runs on a single 8 GB consumer graphics card.</w:t>
       </w:r>
     </w:p>
     <w:p>
@@ -94,10 +94,10 @@
         <w:rPr>
           <w:b/>
         </w:rPr>
-        <w:t>Fluency is not the same as understanding.</w:t>
+        <w:t>Fluency is not the same as understanding:</w:t>
       </w:r>
       <w:r>
-        <w:t xml:space="preserve"> In our evaluation, the same generator prompted as a single model reused stock supportive phrases in 72.3% of its replies and named the user's actual emotion in only 27.0% of them. The replies read well; they simply were not specific to the person.</w:t>
+        <w:t xml:space="preserve"> in our evaluation, the same generator prompted as a single model reused stock supportive phrases in 72.3% of its replies and named the user's actual emotion in only 27.0% of them. The replies read well; they simply were not specific to the person.</w:t>
       </w:r>
     </w:p>
     <w:p>
@@ -164,10 +164,10 @@
         <w:rPr>
           <w:b/>
         </w:rPr>
-        <w:t>General objective.</w:t>
+        <w:t>General objective:</w:t>
       </w:r>
       <w:r>
-        <w:t xml:space="preserve"> To design, build and evaluate a decoupled empathetic response system in which emotion detection and response generation are performed by separate, individually inspectable components that together fit within a consumer hardware budget.</w:t>
+        <w:t xml:space="preserve"> to design, build and evaluate a decoupled empathetic response system in which emotion detection and response generation are performed by separate, individually inspectable components that together fit within a consumer hardware budget.</w:t>
       </w:r>
     </w:p>
     <w:p>
@@ -178,7 +178,7 @@
         <w:rPr>
           <w:b/>
         </w:rPr>
-        <w:t>Specific objectives.</w:t>
+        <w:t>Specific objectives:</w:t>
       </w:r>
     </w:p>
     <w:p>
@@ -269,10 +269,10 @@
         <w:rPr>
           <w:b/>
         </w:rPr>
-        <w:t>What this study covers.</w:t>
+        <w:t>What this study covers:</w:t>
       </w:r>
       <w:r>
-        <w:t xml:space="preserve"> Single-turn English replies to a person describing an emotional situation; 32 emotion categories; models small enough for one 8 GB consumer GPU; a comparison against single-model baselines of 1.5, 3.8 and 7.6 billion parameters; and a working multi-turn agent built from the same components.</w:t>
+        <w:t xml:space="preserve"> single-turn English replies to a person describing an emotional situation; 32 emotion categories; models small enough for one 8 GB consumer GPU; a comparison against single-model baselines of 1.5, 3.8 and 7.6 billion parameters; and a working multi-turn agent built from the same components.</w:t>
       </w:r>
     </w:p>
     <w:p>
@@ -283,10 +283,10 @@
         <w:rPr>
           <w:b/>
         </w:rPr>
-        <w:t>What this study does not cover.</w:t>
+        <w:t>What this study does not cover:</w:t>
       </w:r>
       <w:r>
-        <w:t xml:space="preserve"> It is not a mental-health service and has no crisis-detection safeguard; the emotion label set contains no category for suicidal ideation. It does not cover languages other than English, spoken interaction, long-term memory across sessions, or clinical outcomes of any kind.</w:t>
+        <w:t xml:space="preserve"> it is not a mental-health service and has no crisis-detection safeguard; the emotion label set contains no category for suicidal ideation. It does not cover languages other than English, spoken interaction, long-term memory across sessions, or clinical outcomes of any kind.</w:t>
       </w:r>
     </w:p>
     <w:p>
@@ -297,10 +297,10 @@
         <w:rPr>
           <w:b/>
         </w:rPr>
-        <w:t>Challenges.</w:t>
+        <w:t>Challenges:</w:t>
       </w:r>
       <w:r>
-        <w:t xml:space="preserve"> Four difficulties shaped the work. The dataset gives one emotion label per conversation, although a message can carry several feelings at once. The text the detector was originally trained on was not the text it receives in use, a mismatch that cost 8.7 points of accuracy before it was found and corrected. Automatic measures of empathy are proxies: the empathy classifier and the AI judges both give higher scores to longer replies, which has to be controlled for rather than ignored. Finally, the free AI-judge services used for evaluation were withdrawn or rate-limited during the project, which constrained the size of the judged sample.</w:t>
+        <w:t xml:space="preserve"> four difficulties shaped the work. The dataset gives one emotion label per conversation, although a message can carry several feelings at once. The text the detector was originally trained on was not the text it receives in use, a mismatch that cost 8.7 points of accuracy before it was found and corrected. Automatic measures of empathy are proxies: the empathy classifier and the AI judges both give higher scores to longer replies, which has to be controlled for rather than ignored. Finally, the free AI-judge services used for evaluation were withdrawn or rate-limited during the project, which constrained the size of the judged sample.</w:t>
       </w:r>
     </w:p>
     <w:p>

--- a/final writing/Chapter_1_Introduction.docx
+++ b/final writing/Chapter_1_Introduction.docx
@@ -23,7 +23,7 @@
         <w:spacing w:after="120"/>
       </w:pPr>
       <w:r>
-        <w:t>People increasingly bring their worries to a screen. Text-based support, whether in a counselling service, a student helpline or an everyday chat application, depends on one thing before anything else: the person on the other side must feel understood. In human support work this is called empathy, and studies of online support describe it as a set of concrete behaviours rather than a single quality. The EPITOME framework, built from thousands of real support conversations, identifies three mechanisms: reacting emotionally to what the person said, exploring their situation, and interpreting or naming the feeling behind it [1].</w:t>
+        <w:t>People increasingly bring their worries to a screen. A student who cannot sleep before a viva, someone who has just lost a pet, a person who has moved to a new city and has spoken to nobody outside work for a fortnight: each of them is more likely to type the sentence than to say it aloud to another person. The World Health Organization's most recent assessment of global mental health describes a large and widening gap between the number of people who need support and the services available to provide it [1], and that gap is what has pushed text-based support, from counselling services and student helplines to everyday chat applications, into the space between having nobody to tell and seeing a professional.</w:t>
       </w:r>
     </w:p>
     <w:p>
@@ -31,7 +31,34 @@
         <w:spacing w:after="120"/>
       </w:pPr>
       <w:r>
-        <w:t>Teaching a machine to do this has been studied for about as long as neural dialogue systems have existed. The field's main resource is EmpatheticDialogues, a corpus of 24,850 crowd-sourced conversations in which one participant describes a situation tied to one of 32 emotions and the other replies as a listener [2]. Alongside it, research on emotion recognition in conversation has produced models that label the feeling expressed in a message [3], and the transformer architecture [4] with large-scale pre-training [5], [6] has made such classifiers both accurate and cheap to fine-tune.</w:t>
+        <w:t xml:space="preserve">Whatever such a system does next, it has to do one thing first: the person on the other side must feel understood. A reply that is factually sensible but emotionally wrong, offering a solution to someone who wanted acknowledgement, or cheerfulness to someone describing a loss, does not merely fail to help. Empathy in text-based support is not a vague quality; it has identifiable and measurable parts. The EPITOME framework, built on established empathy scales and applied to online mental-health conversations, separates a reply's </w:t>
+      </w:r>
+      <w:r>
+        <w:rPr>
+          <w:i/>
+        </w:rPr>
+        <w:t>emotional reactions</w:t>
+      </w:r>
+      <w:r>
+        <w:t xml:space="preserve">, its </w:t>
+      </w:r>
+      <w:r>
+        <w:rPr>
+          <w:i/>
+        </w:rPr>
+        <w:t>interpretations</w:t>
+      </w:r>
+      <w:r>
+        <w:t xml:space="preserve"> of what the person means, and its </w:t>
+      </w:r>
+      <w:r>
+        <w:rPr>
+          <w:i/>
+        </w:rPr>
+        <w:t>explorations</w:t>
+      </w:r>
+      <w:r>
+        <w:t xml:space="preserve"> of what they have not yet said [2], and counselling guidance is equally specific about what to avoid, warning that a sequence of questions turns support into an interrogation [3].</w:t>
       </w:r>
     </w:p>
     <w:p>
@@ -39,7 +66,41 @@
         <w:spacing w:after="120"/>
       </w:pPr>
       <w:r>
-        <w:t>Two lines of work have grown from this. The first builds a single neural model that reads the conversation and writes the reply, learning the emotion implicitly inside its own layers; MoEL, MIME, EmpDG, KEMP, CEM and CASE all follow this pattern [7], [8], [9], [10], [11], [12]. The second, more recent, prompts a large language model to respond supportively [13], [14]. Large language models write fluent and pleasant replies, but reviews of their use in health settings report that they repeat the same supportive formulas and offer little evidence of understanding the individual [15].</w:t>
+        <w:t xml:space="preserve">Teaching a machine to do this has been studied for about as long as neural dialogue systems have existed, and the field's main resource is EmpatheticDialogues, a corpus of 24,850 crowd-sourced conversations in which one person describes a situation tied to one of 32 emotions and a second replies as a listener [4], [5]. Two lines of work have grown from it. The first builds a </w:t>
+      </w:r>
+      <w:r>
+        <w:rPr>
+          <w:b/>
+        </w:rPr>
+        <w:t>single neural model</w:t>
+      </w:r>
+      <w:r>
+        <w:t xml:space="preserve"> that reads the conversation and writes the reply, learning the emotion implicitly inside its own layers: MoEL, MIME, EmpDG, KEMP, CEM, CASE and ESCM all follow this pattern, adding mixtures of listeners, emotion mimicry, external commonsense knowledge or graph reasoning [6], [7], [8], [9], [10], [11], [12]. The second, more recent line treats a </w:t>
+      </w:r>
+      <w:r>
+        <w:rPr>
+          <w:b/>
+        </w:rPr>
+        <w:t>large language model</w:t>
+      </w:r>
+      <w:r>
+        <w:t xml:space="preserve"> as the generator and asks how to steer it, whether by prompting [13], [14], by giving it tools [15], by conditioning on personality [16], or by reasoning about emotion step by step before answering [17].</w:t>
+      </w:r>
+    </w:p>
+    <w:p>
+      <w:pPr>
+        <w:spacing w:after="120"/>
+      </w:pPr>
+      <w:r>
+        <w:t>Recognising the emotion at all is a research problem in its own right. Emotion recognition in conversation has its own literature and its own difficulties, chiefly that a feeling is carried by context rather than by any single sentence [18]; emotions in a conversation may be implicit and have to be inferred rather than read off the words [19]; a single message frequently carries more than one feeling at once [20]; and large language models, though capable, are not automatically better at this than a purpose-trained classifier [21]. Alongside this, a growing body of work applies the same machinery to clinical screening, from depression detection on social media [22] to shared tasks on mental-health timelines [23], while systematic review finds that large language models, for all their fluency, produce empathy that is noticeably repetitive [24] and that data scarcity and bias remain unsolved in this domain [25].</w:t>
+      </w:r>
+    </w:p>
+    <w:p>
+      <w:pPr>
+        <w:spacing w:after="120"/>
+      </w:pPr>
+      <w:r>
+        <w:t>What almost all of this work shares is that the emotional decision is never written down. Whether the emotion is learned inside a joint model's hidden layers or inferred silently by a large language model, nobody, neither developer, supervisor, nor clinician, can point at the system and say which feeling it believed the person had, or intervene before it answers. This thesis takes the opposite position: that in a system whose purpose is emotional, the emotional decision should be a separate, visible step.</w:t>
       </w:r>
     </w:p>
     <w:p>
@@ -55,7 +116,7 @@
         <w:spacing w:after="120"/>
       </w:pPr>
       <w:r>
-        <w:t>Three practical problems motivated this thesis.</w:t>
+        <w:t>Our motivation is practical rather than architectural. If a support system of this kind is ever to be used by a university well-being service or a small organisation, it has to run on the hardware such places already own, it has to keep what people type on the machine they typed it on, and somebody has to be able to check why it said what it said. None of those requirements is met by an approach that needs a data-centre GPU and hides its reasoning.</w:t>
       </w:r>
     </w:p>
     <w:p>
@@ -63,13 +124,7 @@
         <w:spacing w:after="120"/>
       </w:pPr>
       <w:r>
-        <w:rPr>
-          <w:b/>
-        </w:rPr>
-        <w:t>The emotional decision is invisible:</w:t>
-      </w:r>
-      <w:r>
-        <w:t xml:space="preserve"> when one model reads the message and writes the reply, nothing in the system states which emotion it believed the person was feeling. If the reply strikes the wrong tone, there is no intermediate decision to inspect, log or correct. For any application that a supervisor, a clinician or a university would have to stand behind, this is a serious limitation, and it cannot be solved by making the model larger.</w:t>
+        <w:t>By studying existing research and by measuring our own early attempts, we identified seven gaps that this work addresses:</w:t>
       </w:r>
     </w:p>
     <w:p>
@@ -77,13 +132,16 @@
         <w:spacing w:after="120"/>
       </w:pPr>
       <w:r>
+        <w:t xml:space="preserve">1. </w:t>
+      </w:r>
+      <w:r>
         <w:rPr>
           <w:b/>
         </w:rPr>
-        <w:t>Good models are expensive:</w:t>
+        <w:t>The emotional decision is invisible:</w:t>
       </w:r>
       <w:r>
-        <w:t xml:space="preserve"> the strongest conversational models are served from data centres, which puts them beyond a student project, a small clinic or a campus counselling service, and means that a person's disclosure must leave the device. Our own measurements show the size of the gap: the 7.6-billion-parameter model used as a reference in this thesis needs 5.47 GB of GPU memory, whereas the proposed system needs 3.40 GB and runs on a single 8 GB consumer graphics card.</w:t>
+        <w:t xml:space="preserve"> in both joint models and prompted large language models, the emotion is inferred internally and never exposed, so it cannot be logged, audited, corrected, or used to trigger a safeguard before any text is generated.</w:t>
       </w:r>
     </w:p>
     <w:p>
@@ -91,13 +149,16 @@
         <w:spacing w:after="120"/>
       </w:pPr>
       <w:r>
+        <w:t xml:space="preserve">2. </w:t>
+      </w:r>
+      <w:r>
         <w:rPr>
           <w:b/>
         </w:rPr>
-        <w:t>Fluency is not the same as understanding:</w:t>
+        <w:t>Quality is tied to scale, and scale is tied to hardware:</w:t>
       </w:r>
       <w:r>
-        <w:t xml:space="preserve"> in our evaluation, the same generator prompted as a single model reused stock supportive phrases in 72.3% of its replies and named the user's actual emotion in only 27.0% of them. The replies read well; they simply were not specific to the person.</w:t>
+        <w:t xml:space="preserve"> the strongest reported results come from models too large for a consumer GPU, which puts local, private operation out of reach for exactly the settings that most need it.</w:t>
       </w:r>
     </w:p>
     <w:p>
@@ -105,7 +166,84 @@
         <w:spacing w:after="120"/>
       </w:pPr>
       <w:r>
-        <w:t>These three problems share a cause: the emotion is never treated as a separate decision. This thesis asks whether making it separate, and small enough to run locally, helps.</w:t>
+        <w:t xml:space="preserve">3. </w:t>
+      </w:r>
+      <w:r>
+        <w:rPr>
+          <w:b/>
+        </w:rPr>
+        <w:t>Evaluation does not measure what a support reply must do:</w:t>
+      </w:r>
+      <w:r>
+        <w:t xml:space="preserve"> published work is compared mainly on overlap with a reference reply, which says nothing about whether a reply acknowledged the feeling, asked one question rather than five, or stayed short enough to read while distressed.</w:t>
+      </w:r>
+    </w:p>
+    <w:p>
+      <w:pPr>
+        <w:spacing w:after="120"/>
+      </w:pPr>
+      <w:r>
+        <w:t xml:space="preserve">4. </w:t>
+      </w:r>
+      <w:r>
+        <w:rPr>
+          <w:b/>
+        </w:rPr>
+        <w:t>Machine empathy repeats itself:</w:t>
+      </w:r>
+      <w:r>
+        <w:t xml:space="preserve"> review of the field identifies repetitiveness as the characteristic weakness of large-model empathy [24], yet it is rarely measured.</w:t>
+      </w:r>
+    </w:p>
+    <w:p>
+      <w:pPr>
+        <w:spacing w:after="120"/>
+      </w:pPr>
+      <w:r>
+        <w:t xml:space="preserve">5. </w:t>
+      </w:r>
+      <w:r>
+        <w:rPr>
+          <w:b/>
+        </w:rPr>
+        <w:t>One label per conversation does not match how people feel:</w:t>
+      </w:r>
+      <w:r>
+        <w:t xml:space="preserve"> the benchmark assigns a single emotion to a whole conversation, while a real message often carries two or three at once [20].</w:t>
+      </w:r>
+    </w:p>
+    <w:p>
+      <w:pPr>
+        <w:spacing w:after="120"/>
+      </w:pPr>
+      <w:r>
+        <w:t xml:space="preserve">6. </w:t>
+      </w:r>
+      <w:r>
+        <w:rPr>
+          <w:b/>
+        </w:rPr>
+        <w:t>Detectors are often measured on text they will never see:</w:t>
+      </w:r>
+      <w:r>
+        <w:t xml:space="preserve"> a detector trained and reported on a dataset's situation description is solving an easier problem than the one it meets in use, a mismatch we found in our own first pipeline and measured at roughly nine points of accuracy.</w:t>
+      </w:r>
+    </w:p>
+    <w:p>
+      <w:pPr>
+        <w:spacing w:after="120"/>
+      </w:pPr>
+      <w:r>
+        <w:t xml:space="preserve">7. </w:t>
+      </w:r>
+      <w:r>
+        <w:rPr>
+          <w:b/>
+        </w:rPr>
+        <w:t>The design is rarely separated from the model:</w:t>
+      </w:r>
+      <w:r>
+        <w:t xml:space="preserve"> when a system built on a larger generator performs better, published comparisons seldom establish whether the gain came from the design or simply from the size of the generator.</w:t>
       </w:r>
     </w:p>
     <w:p>
@@ -121,7 +259,7 @@
         <w:spacing w:after="120"/>
       </w:pPr>
       <w:r>
-        <w:t>A supportive reply has to do two different jobs: work out what the person is feeling, and write something that responds to that feeling. Current systems merge both jobs into one model. Merging them makes the emotional decision unobservable and ties the quality of the emotional reading to the size of the generator, which is exactly the resource that a low-cost, private, on-device deployment cannot afford.</w:t>
+        <w:t>Existing empathetic response systems either bury the emotional decision inside a single model or rely on a generator too large to run locally, and are evaluated by measures that do not correspond to what a supportive reply is supposed to do. The result is a system that cannot be inspected, cannot be deployed privately on ordinary hardware, and cannot be shown to be better in any way that matters to the person receiving the reply.</w:t>
       </w:r>
     </w:p>
     <w:p>
@@ -129,15 +267,24 @@
         <w:spacing w:after="120"/>
       </w:pPr>
       <w:r>
-        <w:t>This thesis therefore addresses the following question:</w:t>
+        <w:t xml:space="preserve">This thesis therefore asks a specific question: </w:t>
+      </w:r>
+      <w:r>
+        <w:rPr>
+          <w:b/>
+        </w:rPr>
+        <w:t>does separating emotion detection from response generation produce better empathetic replies than asking a single model to do both, under the constraint of a single consumer GPU?</w:t>
+      </w:r>
+      <w:r>
+        <w:t xml:space="preserve"> Answering it requires more than building the system. It requires measuring the replies against what a support reply must do rather than against a reference string; establishing whether any advantage comes from the design or from the size of the generator; and testing every reported difference statistically rather than reporting the better average and stopping.</w:t>
       </w:r>
     </w:p>
     <w:p>
       <w:pPr>
-        <w:pStyle w:val="IntenseQuote"/>
+        <w:pStyle w:val="Heading1"/>
       </w:pPr>
       <w:r>
-        <w:t>Can a small emotion detector, combined with a small instruction-following generator that is told which emotion to respond to, produce replies that are more empathetic and more faithful to the user's emotion than a single model of comparable size, while running on one 8 GB consumer GPU and keeping the emotional decision visible?</w:t>
+        <w:t>1.4 Objective</w:t>
       </w:r>
     </w:p>
     <w:p>
@@ -145,88 +292,91 @@
         <w:spacing w:after="120"/>
       </w:pPr>
       <w:r>
-        <w:t>The question is answered with measurements rather than impressions, and the trade-offs of the design are reported alongside its advantages.</w:t>
+        <w:t>The general objective of this study is to design, build and evaluate a decoupled empathetic response system in which emotion detection and response generation are performed by separate, individually inspectable components that together fit within a consumer hardware budget. Within that aim we set six specific objectives:</w:t>
       </w:r>
     </w:p>
     <w:p>
       <w:pPr>
-        <w:pStyle w:val="Heading1"/>
-      </w:pPr>
-      <w:r>
-        <w:t>1.4 Objectives</w:t>
-      </w:r>
-    </w:p>
-    <w:p>
-      <w:pPr>
-        <w:spacing w:after="120"/>
+        <w:pStyle w:val="ListBullet"/>
       </w:pPr>
       <w:r>
         <w:rPr>
           <w:b/>
         </w:rPr>
-        <w:t>General objective:</w:t>
+        <w:t>Build a detector that reads what users actually write:</w:t>
       </w:r>
       <w:r>
-        <w:t xml:space="preserve"> to design, build and evaluate a decoupled empathetic response system in which emotion detection and response generation are performed by separate, individually inspectable components that together fit within a consumer hardware budget.</w:t>
+        <w:t xml:space="preserve"> train an emotion detector over the 32 categories of EmpatheticDialogues on the user's own message rather than on the dataset's situation description, and select its backbone by controlled comparison rather than by assumption.</w:t>
       </w:r>
     </w:p>
     <w:p>
       <w:pPr>
-        <w:spacing w:after="120"/>
+        <w:pStyle w:val="ListBullet"/>
       </w:pPr>
       <w:r>
         <w:rPr>
           <w:b/>
         </w:rPr>
-        <w:t>Specific objectives:</w:t>
+        <w:t>Design the link between the two models:</w:t>
+      </w:r>
+      <w:r>
+        <w:t xml:space="preserve"> devise a way of passing the detector's decision to the generator that measurably improves the reply, and compare the alternatives, namely a single emotion, three candidates, per-emotion guidance and attention-derived cue words, against one another.</w:t>
       </w:r>
     </w:p>
     <w:p>
       <w:pPr>
-        <w:spacing w:after="120"/>
+        <w:pStyle w:val="ListBullet"/>
       </w:pPr>
       <w:r>
-        <w:t>1. To train an emotion detector on the 32 emotion categories of EmpatheticDialogues that reads the user's own message, and to select its backbone by controlled comparison rather than by assumption.</w:t>
+        <w:rPr>
+          <w:b/>
+        </w:rPr>
+        <w:t>Stay inside 8 GB of GPU memory:</w:t>
+      </w:r>
+      <w:r>
+        <w:t xml:space="preserve"> keep the complete system within the memory of hardware the team already owns, so that no user message has to leave the device on which it was typed.</w:t>
       </w:r>
     </w:p>
     <w:p>
       <w:pPr>
-        <w:spacing w:after="120"/>
+        <w:pStyle w:val="ListBullet"/>
       </w:pPr>
       <w:r>
-        <w:t>2. To design a way of passing the detector's decision to the generator that improves the reply, and to compare the alternatives (single emotion, top-3 candidates, emotion-specific guidance, attention cues) against each other.</w:t>
+        <w:rPr>
+          <w:b/>
+        </w:rPr>
+        <w:t>Evaluate against single models of comparable and larger size:</w:t>
+      </w:r>
+      <w:r>
+        <w:t xml:space="preserve"> measure the system on several independent signals rather than one, including rule adherence, an independent empathy classifier, emotional fidelity, a panel of AI judges and human raters, and test every reported difference with paired statistics.</w:t>
       </w:r>
     </w:p>
     <w:p>
       <w:pPr>
-        <w:spacing w:after="120"/>
+        <w:pStyle w:val="ListBullet"/>
       </w:pPr>
       <w:r>
-        <w:t>3. To keep the complete system within 8 GB of GPU memory so that it runs on hardware the team already owns and no user message has to leave the device.</w:t>
+        <w:rPr>
+          <w:b/>
+        </w:rPr>
+        <w:t>Separate the effect of the design from the effect of scale:</w:t>
+      </w:r>
+      <w:r>
+        <w:t xml:space="preserve"> run the system's own generator alone as a baseline, so that any advantage can be attributed to the decoupled design rather than to the generator's size.</w:t>
       </w:r>
     </w:p>
     <w:p>
       <w:pPr>
-        <w:spacing w:after="120"/>
+        <w:pStyle w:val="ListBullet"/>
       </w:pPr>
       <w:r>
-        <w:t>4. To evaluate the system against single-model baselines of both comparable and larger size, using several independent measures rather than one, and to test every reported difference with paired statistics.</w:t>
+        <w:rPr>
+          <w:b/>
+        </w:rPr>
+        <w:t>Demonstrate that the design is usable, not only measurable:</w:t>
       </w:r>
-    </w:p>
-    <w:p>
-      <w:pPr>
-        <w:spacing w:after="120"/>
-      </w:pPr>
       <w:r>
-        <w:t>5. To establish whether any measured advantage comes from the design or merely from the size of the generator, by running the same generator alone as a baseline.</w:t>
-      </w:r>
-    </w:p>
-    <w:p>
-      <w:pPr>
-        <w:spacing w:after="120"/>
-      </w:pPr>
-      <w:r>
-        <w:t>6. To demonstrate the practical value of the decoupled design by extending it into a multi-turn conversational agent that displays the emotional decision behind every reply.</w:t>
+        <w:t xml:space="preserve"> extend the system into a multi-turn conversational agent that displays the emotional decision behind every reply.</w:t>
       </w:r>
     </w:p>
     <w:p>
@@ -242,7 +392,7 @@
         <w:spacing w:after="120"/>
       </w:pPr>
       <w:r>
-        <w:t>The system has two components. The first, referred to as d1, is a RoBERTa-base classifier fine-tuned on the 32 emotions of EmpatheticDialogues; it reads the user's message and returns the three most probable emotions together with the words that most influenced its decision, taken from its own attention. The second, referred to as d2, is Phi-4-mini-instruct loaded in 4-bit form; it first chooses one of the three candidate emotions and then writes the reply, guided by wording written for that specific emotion and by three response rules: acknowledge the feeling, ask exactly one question, and stay within 120 words.</w:t>
+        <w:t>The proposed system has two components, which is where its name comes from, and the work was carried out in four stages.</w:t>
       </w:r>
     </w:p>
     <w:p>
@@ -250,7 +400,100 @@
         <w:spacing w:after="120"/>
       </w:pPr>
       <w:r>
-        <w:t>Evaluation uses four automatic signals and one human signal: automatic checks of the three rules; the WASSA 2024 shared-task empathy classifier [16], [17]; emotion validation, which checks whether the emotion expressed in the reply matches the true label; a blind panel of two AI judges from unrelated developers [18], [19]; and a forced-choice study with human participants. All systems answer the same 300 conversations, and differences are tested with paired methods, corrected for multiple comparisons.</w:t>
+        <w:rPr>
+          <w:b/>
+        </w:rPr>
+        <w:t>The detector, d1:</w:t>
+      </w:r>
+      <w:r>
+        <w:t xml:space="preserve"> A RoBERTa-base encoder is fine-tuned over the 32 emotions of EmpatheticDialogues on the first message of each conversation, which is the text the system receives in use. For any message it returns the three most probable emotions with their confidence, together with the words that most influenced its own decision, taken from the attention its classification token paid to each word. Five backbones were trained under identical settings and compared before this one was selected.</w:t>
+      </w:r>
+    </w:p>
+    <w:p>
+      <w:pPr>
+        <w:spacing w:after="120"/>
+      </w:pPr>
+      <w:r>
+        <w:rPr>
+          <w:b/>
+        </w:rPr>
+        <w:t>The generator, d2:</w:t>
+      </w:r>
+      <w:r>
+        <w:t xml:space="preserve"> Phi-4-mini-instruct, loaded in 4-bit form so that it fits beside the detector inside 8 GB, writes the reply in two calls. The first is a short, deterministic call that asks the model to choose one of the detector's three candidate emotions. The second builds a prompt from that single emotion, the cue words, guidance written specifically for that emotion, and three universal rules, and generates the reply. Three generators were compared with everything else held fixed before this one was selected.</w:t>
+      </w:r>
+    </w:p>
+    <w:p>
+      <w:pPr>
+        <w:spacing w:after="120"/>
+      </w:pPr>
+      <w:r>
+        <w:rPr>
+          <w:b/>
+        </w:rPr>
+        <w:t>The alternatives:</w:t>
+      </w:r>
+      <w:r>
+        <w:t xml:space="preserve"> Because a design is only as convincing as what it was compared against, six designs without a detector were also built and measured on the same conversations: zero-shot prompting, a model fine-tuned with LoRA on the dataset's own listener replies, single models of 1.5, 3.8 and 7.6 billion parameters prompted to detect and respond in one step, and a retrieval-augmented pipeline.</w:t>
+      </w:r>
+    </w:p>
+    <w:p>
+      <w:pPr>
+        <w:spacing w:after="120"/>
+      </w:pPr>
+      <w:r>
+        <w:rPr>
+          <w:b/>
+        </w:rPr>
+        <w:t>The evaluation:</w:t>
+      </w:r>
+      <w:r>
+        <w:t xml:space="preserve"> Every system answers the same 300 conversations with identical decoding settings, and is measured by five independent signals: automatic checks of the three response rules; the WASSA 2024 shared-task empathy classifier [26], [27]; emotional fidelity, which reads the reply back through the detector and compares it with the conversation's true emotion; a blind panel of two large language models from unrelated developers [28], [29]; and a human rating study. Differences are tested with paired statistics and corrected for multiple comparisons. Figure 1.1 shows the complete system; Chapter 4 specifies it in detail.</w:t>
+      </w:r>
+    </w:p>
+    <w:p>
+      <w:r>
+        <w:drawing>
+          <wp:inline xmlns:a="http://schemas.openxmlformats.org/drawingml/2006/main" xmlns:pic="http://schemas.openxmlformats.org/drawingml/2006/picture">
+            <wp:extent cx="5486400" cy="6044433"/>
+            <wp:docPr id="1" name="Picture 1"/>
+            <wp:cNvGraphicFramePr>
+              <a:graphicFrameLocks noChangeAspect="1"/>
+            </wp:cNvGraphicFramePr>
+            <a:graphic>
+              <a:graphicData uri="http://schemas.openxmlformats.org/drawingml/2006/picture">
+                <pic:pic>
+                  <pic:nvPicPr>
+                    <pic:cNvPr id="0" name="fig_final_architecture.png"/>
+                    <pic:cNvPicPr/>
+                  </pic:nvPicPr>
+                  <pic:blipFill>
+                    <a:blip r:embed="rId9"/>
+                    <a:stretch>
+                      <a:fillRect/>
+                    </a:stretch>
+                  </pic:blipFill>
+                  <pic:spPr>
+                    <a:xfrm>
+                      <a:off x="0" y="0"/>
+                      <a:ext cx="5486400" cy="6044433"/>
+                    </a:xfrm>
+                    <a:prstGeom prst="rect"/>
+                  </pic:spPr>
+                </pic:pic>
+              </a:graphicData>
+            </a:graphic>
+          </wp:inline>
+        </w:drawing>
+      </w:r>
+    </w:p>
+    <w:p>
+      <w:r>
+        <w:rPr>
+          <w:i/>
+          <w:sz w:val="20"/>
+        </w:rPr>
+        <w:t>Figure 1.1: The complete two-stage system, from the user's message to the reply and its audit trail</w:t>
       </w:r>
     </w:p>
     <w:p>
@@ -263,16 +506,13 @@
     </w:p>
     <w:p>
       <w:pPr>
-        <w:spacing w:after="120"/>
+        <w:pStyle w:val="ListBullet"/>
       </w:pPr>
       <w:r>
         <w:rPr>
           <w:b/>
         </w:rPr>
-        <w:t>What this study covers:</w:t>
-      </w:r>
-      <w:r>
-        <w:t xml:space="preserve"> single-turn English replies to a person describing an emotional situation; 32 emotion categories; models small enough for one 8 GB consumer GPU; a comparison against single-model baselines of 1.5, 3.8 and 7.6 billion parameters; and a working multi-turn agent built from the same components.</w:t>
+        <w:t>Scopes:</w:t>
       </w:r>
     </w:p>
     <w:p>
@@ -280,13 +520,16 @@
         <w:spacing w:after="120"/>
       </w:pPr>
       <w:r>
+        <w:t xml:space="preserve">1. </w:t>
+      </w:r>
+      <w:r>
         <w:rPr>
           <w:b/>
         </w:rPr>
-        <w:t>What this study does not cover:</w:t>
+        <w:t>Emotionally aware support on ordinary hardware:</w:t>
       </w:r>
       <w:r>
-        <w:t xml:space="preserve"> it is not a mental-health service and has no crisis-detection safeguard; the emotion label set contains no category for suicidal ideation. It does not cover languages other than English, spoken interaction, long-term memory across sessions, or clinical outcomes of any kind.</w:t>
+        <w:t xml:space="preserve"> the complete system runs within 8 GB of GPU memory, so it can be deployed on a consumer machine and a user's disclosure need never be sent to an external service.</w:t>
       </w:r>
     </w:p>
     <w:p>
@@ -294,13 +537,197 @@
         <w:spacing w:after="120"/>
       </w:pPr>
       <w:r>
+        <w:t xml:space="preserve">2. </w:t>
+      </w:r>
+      <w:r>
+        <w:rPr>
+          <w:b/>
+        </w:rPr>
+        <w:t>An inspectable emotional decision:</w:t>
+      </w:r>
+      <w:r>
+        <w:t xml:space="preserve"> every reply carries an audit trail, namely the three candidate emotions with their confidence, the emotion chosen, and the words that drove the detection, which a single end-to-end model cannot provide.</w:t>
+      </w:r>
+    </w:p>
+    <w:p>
+      <w:pPr>
+        <w:spacing w:after="120"/>
+      </w:pPr>
+      <w:r>
+        <w:t xml:space="preserve">3. </w:t>
+      </w:r>
+      <w:r>
+        <w:rPr>
+          <w:b/>
+        </w:rPr>
+        <w:t>Replaceable components:</w:t>
+      </w:r>
+      <w:r>
+        <w:t xml:space="preserve"> the detector, the per-emotion guidance and the generator can each be changed without touching the others, which we demonstrate by substituting a larger detector into the finished system.</w:t>
+      </w:r>
+    </w:p>
+    <w:p>
+      <w:pPr>
+        <w:spacing w:after="120"/>
+      </w:pPr>
+      <w:r>
+        <w:t xml:space="preserve">4. </w:t>
+      </w:r>
+      <w:r>
+        <w:rPr>
+          <w:b/>
+        </w:rPr>
+        <w:t>A multi-turn agent, not only a benchmark entry:</w:t>
+      </w:r>
+      <w:r>
+        <w:t xml:space="preserve"> the same components run as a conversational agent that reads the user's recent turns, keeps the conversation in memory, and adapts its rules after the first exchange.</w:t>
+      </w:r>
+    </w:p>
+    <w:p>
+      <w:pPr>
+        <w:spacing w:after="120"/>
+      </w:pPr>
+      <w:r>
+        <w:t xml:space="preserve">5. </w:t>
+      </w:r>
+      <w:r>
+        <w:rPr>
+          <w:b/>
+        </w:rPr>
+        <w:t>An evaluation that matches the use case:</w:t>
+      </w:r>
+      <w:r>
+        <w:t xml:space="preserve"> replies are measured on rule adherence, an independent empathy classifier, emotional fidelity, a judge panel and human ratings, rather than on similarity to a reference reply.</w:t>
+      </w:r>
+    </w:p>
+    <w:p>
+      <w:pPr>
+        <w:spacing w:after="120"/>
+      </w:pPr>
+      <w:r>
+        <w:t xml:space="preserve">6. </w:t>
+      </w:r>
+      <w:r>
+        <w:rPr>
+          <w:b/>
+        </w:rPr>
+        <w:t>Reproducibility:</w:t>
+      </w:r>
+      <w:r>
+        <w:t xml:space="preserve"> every parameter, seed and measurement is recorded, and every table and figure in this report is generated from saved experiment outputs by script.</w:t>
+      </w:r>
+    </w:p>
+    <w:p>
+      <w:pPr>
+        <w:pStyle w:val="ListBullet"/>
+      </w:pPr>
+      <w:r>
         <w:rPr>
           <w:b/>
         </w:rPr>
         <w:t>Challenges:</w:t>
       </w:r>
+    </w:p>
+    <w:p>
+      <w:pPr>
+        <w:spacing w:after="120"/>
+      </w:pPr>
       <w:r>
-        <w:t xml:space="preserve"> four difficulties shaped the work. The dataset gives one emotion label per conversation, although a message can carry several feelings at once. The text the detector was originally trained on was not the text it receives in use, a mismatch that cost 8.7 points of accuracy before it was found and corrected. Automatic measures of empathy are proxies: the empathy classifier and the AI judges both give higher scores to longer replies, which has to be controlled for rather than ignored. Finally, the free AI-judge services used for evaluation were withdrawn or rate-limited during the project, which constrained the size of the judged sample.</w:t>
+        <w:t xml:space="preserve">1. </w:t>
+      </w:r>
+      <w:r>
+        <w:rPr>
+          <w:b/>
+        </w:rPr>
+        <w:t>A single label for a mixture of feelings:</w:t>
+      </w:r>
+      <w:r>
+        <w:t xml:space="preserve"> the dataset assigns one emotion to an entire conversation, although a message can carry several at once, which places a ceiling on what any detector trained on it can be asked to do.</w:t>
+      </w:r>
+    </w:p>
+    <w:p>
+      <w:pPr>
+        <w:spacing w:after="120"/>
+      </w:pPr>
+      <w:r>
+        <w:t xml:space="preserve">2. </w:t>
+      </w:r>
+      <w:r>
+        <w:rPr>
+          <w:b/>
+        </w:rPr>
+        <w:t>A mismatch between training text and deployment text:</w:t>
+      </w:r>
+      <w:r>
+        <w:t xml:space="preserve"> the detector's original training input was not the text it receives in use, a defect that cost roughly nine points of accuracy before it was found and corrected.</w:t>
+      </w:r>
+    </w:p>
+    <w:p>
+      <w:pPr>
+        <w:spacing w:after="120"/>
+      </w:pPr>
+      <w:r>
+        <w:t xml:space="preserve">3. </w:t>
+      </w:r>
+      <w:r>
+        <w:rPr>
+          <w:b/>
+        </w:rPr>
+        <w:t>A memory budget that constrains every choice:</w:t>
+      </w:r>
+      <w:r>
+        <w:t xml:space="preserve"> 8 GB has to hold both models, which rules out the larger generators that published work relies on and forces 4-bit quantisation.</w:t>
+      </w:r>
+    </w:p>
+    <w:p>
+      <w:pPr>
+        <w:spacing w:after="120"/>
+      </w:pPr>
+      <w:r>
+        <w:t xml:space="preserve">4. </w:t>
+      </w:r>
+      <w:r>
+        <w:rPr>
+          <w:b/>
+        </w:rPr>
+        <w:t>Measures that can be gamed by length:</w:t>
+      </w:r>
+      <w:r>
+        <w:t xml:space="preserve"> both the empathy classifier and the AI judges reward longer replies, so any comparison between systems of different verbosity has to control for length before it can be believed.</w:t>
+      </w:r>
+    </w:p>
+    <w:p>
+      <w:pPr>
+        <w:spacing w:after="120"/>
+      </w:pPr>
+      <w:r>
+        <w:t xml:space="preserve">5. </w:t>
+      </w:r>
+      <w:r>
+        <w:rPr>
+          <w:b/>
+        </w:rPr>
+        <w:t>Judges that may favour their own kind:</w:t>
+      </w:r>
+      <w:r>
+        <w:t xml:space="preserve"> large language models used as evaluators tend to prefer text from their own family [30], which constrains which models may judge which systems.</w:t>
+      </w:r>
+    </w:p>
+    <w:p>
+      <w:pPr>
+        <w:spacing w:after="120"/>
+      </w:pPr>
+      <w:r>
+        <w:t xml:space="preserve">6. </w:t>
+      </w:r>
+      <w:r>
+        <w:rPr>
+          <w:b/>
+        </w:rPr>
+        <w:t>No category for crisis:</w:t>
+      </w:r>
+      <w:r>
+        <w:t xml:space="preserve"> the emotion set contains nothing corresponding to suicidal ideation, so the system must not be presented, or deployed, as a mental-health service.</w:t>
       </w:r>
     </w:p>
     <w:p>
@@ -316,7 +743,83 @@
         <w:spacing w:after="120"/>
       </w:pPr>
       <w:r>
-        <w:t>Chapter 2 reviews existing work on empathetic dialogue, emotion recognition and the evaluation of empathy, and summarises what is still missing. Chapter 3 states the final specifications and requirements, the societal and environmental impact, the ethical issues, the standards followed, the project management plan, the risks and the economic analysis. Chapter 4 describes the design process and specifies the selected design, including every parameter and the reason for it. Chapter 5 reports the results: performance of the final system and all baselines, the analysis behind each design choice, the final adjustments, the statistical tests, the comparisons with published work, and the discussion. Chapter 6 concludes and states what remains to be done.</w:t>
+        <w:rPr>
+          <w:b/>
+        </w:rPr>
+        <w:t>Chapter 1</w:t>
+      </w:r>
+      <w:r>
+        <w:t xml:space="preserve"> provides the Introduction, giving the background to empathetic response generation and text-based support, the rationale and motivation for the research, the problem statement, the objectives, a brief overview of the methodology, the scopes and challenges of the work, and this outline of the thesis.</w:t>
+      </w:r>
+    </w:p>
+    <w:p>
+      <w:pPr>
+        <w:spacing w:after="120"/>
+      </w:pPr>
+      <w:r>
+        <w:rPr>
+          <w:b/>
+        </w:rPr>
+        <w:t>Chapter 2</w:t>
+      </w:r>
+      <w:r>
+        <w:t xml:space="preserve"> provides the Literature Review, covering the preliminaries of empathetic dialogue, emotion recognition and the model families used in this work, a review of existing research on empathetic response generation with both purpose-built models and large language models, and a summary of the key findings and the gaps that follow from them.</w:t>
+      </w:r>
+    </w:p>
+    <w:p>
+      <w:pPr>
+        <w:spacing w:after="120"/>
+      </w:pPr>
+      <w:r>
+        <w:rPr>
+          <w:b/>
+        </w:rPr>
+        <w:t>Chapter 3</w:t>
+      </w:r>
+      <w:r>
+        <w:t xml:space="preserve"> provides the Requirements, Impacts and Constraints, covering the final specifications and requirements, the societal and environmental impacts of the work, its ethical issues, the standards followed, the project management plan, the risk management plan and the economic analysis.</w:t>
+      </w:r>
+    </w:p>
+    <w:p>
+      <w:pPr>
+        <w:spacing w:after="120"/>
+      </w:pPr>
+      <w:r>
+        <w:rPr>
+          <w:b/>
+        </w:rPr>
+        <w:t>Chapter 4</w:t>
+      </w:r>
+      <w:r>
+        <w:t xml:space="preserve"> provides the Proposed Methodology, covering the design process, the specification of every design that was built, including the detector candidates, the generator candidates, the ways of connecting them and the designs built without a detector, the collection and preparation of the data, and the implementation of the selected design.</w:t>
+      </w:r>
+    </w:p>
+    <w:p>
+      <w:pPr>
+        <w:spacing w:after="120"/>
+      </w:pPr>
+      <w:r>
+        <w:rPr>
+          <w:b/>
+        </w:rPr>
+        <w:t>Chapter 5</w:t>
+      </w:r>
+      <w:r>
+        <w:t xml:space="preserve"> provides the Results and Analysis, covering the performance of every system on the same conversations, the analysis of the design alternatives, the adjustments made to the final design, the statistical analysis of every reported difference, the comparison of the results with published work, and a discussion of what the results mean and what they do not establish.</w:t>
+      </w:r>
+    </w:p>
+    <w:p>
+      <w:pPr>
+        <w:spacing w:after="120"/>
+      </w:pPr>
+      <w:r>
+        <w:rPr>
+          <w:b/>
+        </w:rPr>
+        <w:t>Chapter 6</w:t>
+      </w:r>
+      <w:r>
+        <w:t xml:space="preserve"> provides the Conclusion, summarising the findings, stating the contributions of the work, and giving recommendations for future research.</w:t>
       </w:r>
     </w:p>
     <w:sectPr>

--- a/final writing/Chapter_1_Introduction.docx
+++ b/final writing/Chapter_1_Introduction.docx
@@ -448,14 +448,22 @@
         <w:t>The evaluation:</w:t>
       </w:r>
       <w:r>
-        <w:t xml:space="preserve"> Every system answers the same 300 conversations with identical decoding settings, and is measured by five independent signals: automatic checks of the three response rules; the WASSA 2024 shared-task empathy classifier [26], [27]; emotional fidelity, which reads the reply back through the detector and compares it with the conversation's true emotion; a blind panel of two large language models from unrelated developers [28], [29]; and a human rating study. Differences are tested with paired statistics and corrected for multiple comparisons. Figure 1.1 shows the complete system; Chapter 4 specifies it in detail.</w:t>
+        <w:t xml:space="preserve"> Every system answers the same 300 conversations with identical decoding settings, and is measured by five independent signals: automatic checks of the three response rules; the WASSA 2024 shared-task empathy classifier [26], [27]; emotional fidelity, which reads the reply back through the detector and compares it with the conversation's true emotion; a blind panel of two large language models from unrelated developers [28], [29]; and a human rating study. Differences are tested with paired statistics and corrected for multiple comparisons.</w:t>
+      </w:r>
+    </w:p>
+    <w:p>
+      <w:pPr>
+        <w:spacing w:after="120"/>
+      </w:pPr>
+      <w:r>
+        <w:t>Figure 1.1 sets out the whole of this work on one page: the data it starts from, the two strands of building the system and testing it against the alternatives, the design that was measured and rejected, the two findings that settled the argument, and the system that was finally adopted. Chapter 4 specifies that system in detail, and Chapter 5 reports the measurement behind every box.</w:t>
       </w:r>
     </w:p>
     <w:p>
       <w:r>
         <w:drawing>
           <wp:inline xmlns:a="http://schemas.openxmlformats.org/drawingml/2006/main" xmlns:pic="http://schemas.openxmlformats.org/drawingml/2006/picture">
-            <wp:extent cx="5486400" cy="6044433"/>
+            <wp:extent cx="5486400" cy="8174996"/>
             <wp:docPr id="1" name="Picture 1"/>
             <wp:cNvGraphicFramePr>
               <a:graphicFrameLocks noChangeAspect="1"/>
@@ -464,7 +472,7 @@
               <a:graphicData uri="http://schemas.openxmlformats.org/drawingml/2006/picture">
                 <pic:pic>
                   <pic:nvPicPr>
-                    <pic:cNvPr id="0" name="fig_final_architecture.png"/>
+                    <pic:cNvPr id="0" name="fig_workflow.png"/>
                     <pic:cNvPicPr/>
                   </pic:nvPicPr>
                   <pic:blipFill>
@@ -476,7 +484,7 @@
                   <pic:spPr>
                     <a:xfrm>
                       <a:off x="0" y="0"/>
-                      <a:ext cx="5486400" cy="6044433"/>
+                      <a:ext cx="5486400" cy="8174996"/>
                     </a:xfrm>
                     <a:prstGeom prst="rect"/>
                   </pic:spPr>
@@ -493,7 +501,7 @@
           <w:i/>
           <w:sz w:val="20"/>
         </w:rPr>
-        <w:t>Figure 1.1: The complete two-stage system, from the user's message to the reply and its audit trail</w:t>
+        <w:t>Figure 1.1: The workflow of this thesis, from the corpus to the adopted system</w:t>
       </w:r>
     </w:p>
     <w:p>

--- a/final writing/Chapter_1_Introduction.docx
+++ b/final writing/Chapter_1_Introduction.docx
@@ -827,7 +827,7 @@
         <w:t>Chapter 6</w:t>
       </w:r>
       <w:r>
-        <w:t xml:space="preserve"> provides the Conclusion, summarising the findings, stating the contributions of the work, and giving recommendations for future research.</w:t>
+        <w:t xml:space="preserve"> provides the Conclusion, summarising the findings, stating the contributions of the work, restating the limitations that bound them, and giving recommendations for future research.</w:t>
       </w:r>
     </w:p>
     <w:sectPr>
